--- a/AISystem/Labs/lab3/Лабораторная_работа_3.docx
+++ b/AISystem/Labs/lab3/Лабораторная_работа_3.docx
@@ -12792,6 +12792,9 @@
       <w:pPr>
         <w:pStyle w:val="LabBody"/>
         <w:jc w:val="both"/>
+        <w:rPr>
+          <w:lang w:val="ru-RU"/>
+        </w:rPr>
       </w:pPr>
       <w:r>
         <w:rPr>
@@ -12799,61 +12802,11 @@
         </w:rPr>
         <w:t xml:space="preserve">Одно фиксированное разбиение не позволяет считать малые различия статистически значимым улучшением. </w:t>
       </w:r>
-      <w:proofErr w:type="spellStart"/>
-      <w:r>
-        <w:t>Для</w:t>
-      </w:r>
-      <w:proofErr w:type="spellEnd"/>
-      <w:r>
-        <w:t xml:space="preserve"> </w:t>
-      </w:r>
-      <w:proofErr w:type="spellStart"/>
-      <w:r>
-        <w:t>всех</w:t>
-      </w:r>
-      <w:proofErr w:type="spellEnd"/>
-      <w:r>
-        <w:t xml:space="preserve"> </w:t>
-      </w:r>
-      <w:proofErr w:type="spellStart"/>
-      <w:r>
-        <w:t>вариантов</w:t>
-      </w:r>
-      <w:proofErr w:type="spellEnd"/>
-      <w:r>
-        <w:t xml:space="preserve"> </w:t>
-      </w:r>
-      <w:proofErr w:type="spellStart"/>
-      <w:r>
-        <w:t>сохранены</w:t>
-      </w:r>
-      <w:proofErr w:type="spellEnd"/>
-      <w:r>
-        <w:t xml:space="preserve"> </w:t>
-      </w:r>
-      <w:proofErr w:type="spellStart"/>
-      <w:r>
-        <w:t>единые</w:t>
-      </w:r>
-      <w:proofErr w:type="spellEnd"/>
-      <w:r>
-        <w:t xml:space="preserve"> </w:t>
-      </w:r>
-      <w:proofErr w:type="spellStart"/>
-      <w:r>
-        <w:t>условия</w:t>
-      </w:r>
-      <w:proofErr w:type="spellEnd"/>
-      <w:r>
-        <w:t xml:space="preserve"> </w:t>
-      </w:r>
-      <w:proofErr w:type="spellStart"/>
-      <w:r>
-        <w:t>задания</w:t>
-      </w:r>
-      <w:proofErr w:type="spellEnd"/>
-      <w:r>
-        <w:t>.</w:t>
+      <w:r>
+        <w:rPr>
+          <w:lang w:val="ru-RU"/>
+        </w:rPr>
+        <w:t>Для всех вариантов сохранены единые условия задания.</w:t>
       </w:r>
     </w:p>
     <w:p>
@@ -12892,6 +12845,70 @@
           <w:lang w:val="ru-RU"/>
         </w:rPr>
         <w:t xml:space="preserve">Ниже приведены коэффициенты стандартизованных предикторов при выбранных параметрах. Свободный член не включён в нормы и анализ разреженности. </w:t>
+      </w:r>
+    </w:p>
+    <w:p>
+      <w:pPr>
+        <w:pStyle w:val="LabCaption"/>
+        <w:spacing w:after="140"/>
+        <w:jc w:val="center"/>
+        <w:rPr>
+          <w:lang w:val="ru-RU"/>
+        </w:rPr>
+      </w:pPr>
+      <w:r>
+        <w:rPr>
+          <w:noProof/>
+          <w:lang w:val="ru-RU"/>
+        </w:rPr>
+        <w:drawing>
+          <wp:inline distT="0" distB="0" distL="0" distR="0" wp14:anchorId="54F1DB71" wp14:editId="2ED9D388">
+            <wp:extent cx="6143625" cy="2733675"/>
+            <wp:effectExtent l="0" t="0" r="9525" b="9525"/>
+            <wp:docPr id="1511396819" name="图片 6"/>
+            <wp:cNvGraphicFramePr>
+              <a:graphicFrameLocks xmlns:a="http://schemas.openxmlformats.org/drawingml/2006/main" noChangeAspect="1"/>
+            </wp:cNvGraphicFramePr>
+            <a:graphic xmlns:a="http://schemas.openxmlformats.org/drawingml/2006/main">
+              <a:graphicData uri="http://schemas.openxmlformats.org/drawingml/2006/picture">
+                <pic:pic xmlns:pic="http://schemas.openxmlformats.org/drawingml/2006/picture">
+                  <pic:nvPicPr>
+                    <pic:cNvPr id="0" name="Picture 6"/>
+                    <pic:cNvPicPr>
+                      <a:picLocks noChangeAspect="1" noChangeArrowheads="1"/>
+                    </pic:cNvPicPr>
+                  </pic:nvPicPr>
+                  <pic:blipFill>
+                    <a:blip r:embed="rId15" cstate="print">
+                      <a:extLst>
+                        <a:ext uri="{28A0092B-C50C-407E-A947-70E740481C1C}">
+                          <a14:useLocalDpi xmlns:a14="http://schemas.microsoft.com/office/drawing/2010/main" val="0"/>
+                        </a:ext>
+                      </a:extLst>
+                    </a:blip>
+                    <a:srcRect/>
+                    <a:stretch>
+                      <a:fillRect/>
+                    </a:stretch>
+                  </pic:blipFill>
+                  <pic:spPr bwMode="auto">
+                    <a:xfrm>
+                      <a:off x="0" y="0"/>
+                      <a:ext cx="6143625" cy="2733675"/>
+                    </a:xfrm>
+                    <a:prstGeom prst="rect">
+                      <a:avLst/>
+                    </a:prstGeom>
+                    <a:noFill/>
+                    <a:ln>
+                      <a:noFill/>
+                    </a:ln>
+                  </pic:spPr>
+                </pic:pic>
+              </a:graphicData>
+            </a:graphic>
+          </wp:inline>
+        </w:drawing>
       </w:r>
     </w:p>
     <w:p>
@@ -13684,6 +13701,98 @@
     </w:p>
     <w:p>
       <w:pPr>
+        <w:spacing w:after="20" w:line="72" w:lineRule="auto"/>
+      </w:pPr>
+    </w:p>
+    <w:p>
+      <w:pPr>
+        <w:spacing w:after="20" w:line="72" w:lineRule="auto"/>
+      </w:pPr>
+    </w:p>
+    <w:p>
+      <w:pPr>
+        <w:spacing w:after="20" w:line="72" w:lineRule="auto"/>
+        <w:rPr>
+          <w:noProof/>
+        </w:rPr>
+      </w:pPr>
+      <w:r>
+        <w:rPr>
+          <w:noProof/>
+        </w:rPr>
+        <w:drawing>
+          <wp:inline distT="0" distB="0" distL="0" distR="0" wp14:anchorId="07B34BCB" wp14:editId="497F2C78">
+            <wp:extent cx="6143625" cy="2733675"/>
+            <wp:effectExtent l="0" t="0" r="9525" b="9525"/>
+            <wp:docPr id="200421002" name="图片 3"/>
+            <wp:cNvGraphicFramePr>
+              <a:graphicFrameLocks xmlns:a="http://schemas.openxmlformats.org/drawingml/2006/main" noChangeAspect="1"/>
+            </wp:cNvGraphicFramePr>
+            <a:graphic xmlns:a="http://schemas.openxmlformats.org/drawingml/2006/main">
+              <a:graphicData uri="http://schemas.openxmlformats.org/drawingml/2006/picture">
+                <pic:pic xmlns:pic="http://schemas.openxmlformats.org/drawingml/2006/picture">
+                  <pic:nvPicPr>
+                    <pic:cNvPr id="0" name="Picture 3"/>
+                    <pic:cNvPicPr>
+                      <a:picLocks noChangeAspect="1" noChangeArrowheads="1"/>
+                    </pic:cNvPicPr>
+                  </pic:nvPicPr>
+                  <pic:blipFill>
+                    <a:blip r:embed="rId16" cstate="print">
+                      <a:extLst>
+                        <a:ext uri="{28A0092B-C50C-407E-A947-70E740481C1C}">
+                          <a14:useLocalDpi xmlns:a14="http://schemas.microsoft.com/office/drawing/2010/main" val="0"/>
+                        </a:ext>
+                      </a:extLst>
+                    </a:blip>
+                    <a:srcRect/>
+                    <a:stretch>
+                      <a:fillRect/>
+                    </a:stretch>
+                  </pic:blipFill>
+                  <pic:spPr bwMode="auto">
+                    <a:xfrm>
+                      <a:off x="0" y="0"/>
+                      <a:ext cx="6143625" cy="2733675"/>
+                    </a:xfrm>
+                    <a:prstGeom prst="rect">
+                      <a:avLst/>
+                    </a:prstGeom>
+                    <a:noFill/>
+                    <a:ln>
+                      <a:noFill/>
+                    </a:ln>
+                  </pic:spPr>
+                </pic:pic>
+              </a:graphicData>
+            </a:graphic>
+          </wp:inline>
+        </w:drawing>
+      </w:r>
+    </w:p>
+    <w:p>
+      <w:pPr>
+        <w:spacing w:after="20" w:line="72" w:lineRule="auto"/>
+        <w:rPr>
+          <w:noProof/>
+        </w:rPr>
+      </w:pPr>
+    </w:p>
+    <w:p>
+      <w:pPr>
+        <w:spacing w:after="20" w:line="72" w:lineRule="auto"/>
+        <w:rPr>
+          <w:noProof/>
+        </w:rPr>
+      </w:pPr>
+    </w:p>
+    <w:p>
+      <w:pPr>
+        <w:spacing w:after="20" w:line="72" w:lineRule="auto"/>
+      </w:pPr>
+    </w:p>
+    <w:p>
+      <w:pPr>
         <w:pStyle w:val="LabCaption"/>
         <w:spacing w:after="140"/>
         <w:jc w:val="center"/>
@@ -13761,6 +13870,7 @@
                 <w:color w:val="000000"/>
                 <w:sz w:val="20"/>
               </w:rPr>
+              <w:lastRenderedPageBreak/>
               <w:t>Признак</w:t>
             </w:r>
             <w:proofErr w:type="spellEnd"/>
@@ -14300,6 +14410,73 @@
       <w:pPr>
         <w:spacing w:after="20" w:line="72" w:lineRule="auto"/>
       </w:pPr>
+    </w:p>
+    <w:p>
+      <w:pPr>
+        <w:pStyle w:val="LabCaption"/>
+        <w:spacing w:after="140"/>
+        <w:jc w:val="center"/>
+      </w:pPr>
+    </w:p>
+    <w:p>
+      <w:pPr>
+        <w:pStyle w:val="LabCaption"/>
+        <w:spacing w:after="140"/>
+        <w:jc w:val="center"/>
+      </w:pPr>
+      <w:r>
+        <w:rPr>
+          <w:noProof/>
+        </w:rPr>
+        <w:drawing>
+          <wp:inline distT="0" distB="0" distL="0" distR="0" wp14:anchorId="74CAA24F" wp14:editId="48B100F9">
+            <wp:extent cx="6143625" cy="2733675"/>
+            <wp:effectExtent l="0" t="0" r="9525" b="9525"/>
+            <wp:docPr id="1006841866" name="图片 5"/>
+            <wp:cNvGraphicFramePr>
+              <a:graphicFrameLocks xmlns:a="http://schemas.openxmlformats.org/drawingml/2006/main" noChangeAspect="1"/>
+            </wp:cNvGraphicFramePr>
+            <a:graphic xmlns:a="http://schemas.openxmlformats.org/drawingml/2006/main">
+              <a:graphicData uri="http://schemas.openxmlformats.org/drawingml/2006/picture">
+                <pic:pic xmlns:pic="http://schemas.openxmlformats.org/drawingml/2006/picture">
+                  <pic:nvPicPr>
+                    <pic:cNvPr id="0" name="Picture 5"/>
+                    <pic:cNvPicPr>
+                      <a:picLocks noChangeAspect="1" noChangeArrowheads="1"/>
+                    </pic:cNvPicPr>
+                  </pic:nvPicPr>
+                  <pic:blipFill>
+                    <a:blip r:embed="rId17" cstate="print">
+                      <a:extLst>
+                        <a:ext uri="{28A0092B-C50C-407E-A947-70E740481C1C}">
+                          <a14:useLocalDpi xmlns:a14="http://schemas.microsoft.com/office/drawing/2010/main" val="0"/>
+                        </a:ext>
+                      </a:extLst>
+                    </a:blip>
+                    <a:srcRect/>
+                    <a:stretch>
+                      <a:fillRect/>
+                    </a:stretch>
+                  </pic:blipFill>
+                  <pic:spPr bwMode="auto">
+                    <a:xfrm>
+                      <a:off x="0" y="0"/>
+                      <a:ext cx="6143625" cy="2733675"/>
+                    </a:xfrm>
+                    <a:prstGeom prst="rect">
+                      <a:avLst/>
+                    </a:prstGeom>
+                    <a:noFill/>
+                    <a:ln>
+                      <a:noFill/>
+                    </a:ln>
+                  </pic:spPr>
+                </pic:pic>
+              </a:graphicData>
+            </a:graphic>
+          </wp:inline>
+        </w:drawing>
+      </w:r>
     </w:p>
     <w:p>
       <w:pPr>
@@ -15739,7 +15916,14 @@
         <w:rPr>
           <w:lang w:val="ru-RU"/>
         </w:rPr>
-        <w:t>1 создаёт 2, 1 и 4 строгих нуля соответственно в моделях 1, 2 и 3. В полной модели обнулены часы учёбы, сон, практика и внеучебная активность. Взаимодействие сохраняется. Такая разреженность получена ценой большой валидационной ошибки, поэтому эти параметры не выбраны для итоговых моделей.</w:t>
+        <w:t xml:space="preserve">1 создаёт 2, 1 и 4 строгих нуля соответственно в моделях 1, 2 и 3. В полной модели обнулены часы учёбы, сон, практика и внеучебная активность. </w:t>
+      </w:r>
+      <w:r>
+        <w:rPr>
+          <w:lang w:val="ru-RU"/>
+        </w:rPr>
+        <w:lastRenderedPageBreak/>
+        <w:t>Взаимодействие сохраняется. Такая разреженность получена ценой большой валидационной ошибки, поэтому эти параметры не выбраны для итоговых моделей.</w:t>
       </w:r>
     </w:p>
     <w:p>
@@ -17039,6 +17223,10 @@
 </file>
 
 <file path=customXml/item1.xml><?xml version="1.0" encoding="utf-8"?>
+<b:Sources xmlns:b="http://schemas.openxmlformats.org/officeDocument/2006/bibliography" xmlns="http://schemas.openxmlformats.org/officeDocument/2006/bibliography" SelectedStyle="\APASixthEditionOfficeOnline.xsl" StyleName="APA" Version="6"/>
+</file>
+
+<file path=customXml/item2.xml><?xml version="1.0" encoding="utf-8"?>
 <s:customData xmlns="http://www.wps.cn/officeDocument/2013/wpsCustomData" xmlns:s="http://www.wps.cn/officeDocument/2013/wpsCustomData">
   <customSectProps>
     <customSectPr/>
@@ -17046,22 +17234,18 @@
 </s:customData>
 </file>
 
-<file path=customXml/item2.xml><?xml version="1.0" encoding="utf-8"?>
-<b:Sources xmlns:b="http://schemas.openxmlformats.org/officeDocument/2006/bibliography" xmlns="http://schemas.openxmlformats.org/officeDocument/2006/bibliography" SelectedStyle="\APASixthEditionOfficeOnline.xsl" StyleName="APA" Version="6"/>
+<file path=customXml/itemProps1.xml><?xml version="1.0" encoding="utf-8"?>
+<ds:datastoreItem xmlns:ds="http://schemas.openxmlformats.org/officeDocument/2006/customXml" ds:itemID="{6D3D65FC-C384-4C28-9454-4E81E4FAA402}">
+  <ds:schemaRefs>
+    <ds:schemaRef ds:uri="http://schemas.openxmlformats.org/officeDocument/2006/bibliography"/>
+  </ds:schemaRefs>
+</ds:datastoreItem>
 </file>
 
-<file path=customXml/itemProps1.xml><?xml version="1.0" encoding="utf-8"?>
+<file path=customXml/itemProps2.xml><?xml version="1.0" encoding="utf-8"?>
 <ds:datastoreItem xmlns:ds="http://schemas.openxmlformats.org/officeDocument/2006/customXml" ds:itemID="{B1977F7D-205B-4081-913C-38D41E755F92}">
   <ds:schemaRefs>
     <ds:schemaRef ds:uri="http://www.wps.cn/officeDocument/2013/wpsCustomData"/>
   </ds:schemaRefs>
 </ds:datastoreItem>
-</file>
-
-<file path=customXml/itemProps2.xml><?xml version="1.0" encoding="utf-8"?>
-<ds:datastoreItem xmlns:ds="http://schemas.openxmlformats.org/officeDocument/2006/customXml" ds:itemID="{6D3D65FC-C384-4C28-9454-4E81E4FAA402}">
-  <ds:schemaRefs>
-    <ds:schemaRef ds:uri="http://schemas.openxmlformats.org/officeDocument/2006/bibliography"/>
-  </ds:schemaRefs>
-</ds:datastoreItem>
 </file>